--- a/klagomål/A 40661-2026 FSC-klagomål.docx
+++ b/klagomål/A 40661-2026 FSC-klagomål.docx
@@ -178,7 +178,7 @@
       <w:r>
         <w:drawing>
           <wp:inline xmlns:a="http://schemas.openxmlformats.org/drawingml/2006/main" xmlns:pic="http://schemas.openxmlformats.org/drawingml/2006/picture">
-            <wp:extent cx="5486400" cy="5178535"/>
+            <wp:extent cx="5486400" cy="5176856"/>
             <wp:docPr id="1" name="Picture 1"/>
             <wp:cNvGraphicFramePr>
               <a:graphicFrameLocks noChangeAspect="1"/>
@@ -199,7 +199,7 @@
                   <pic:spPr>
                     <a:xfrm>
                       <a:off x="0" y="0"/>
-                      <a:ext cx="5486400" cy="5178535"/>
+                      <a:ext cx="5486400" cy="5176856"/>
                     </a:xfrm>
                     <a:prstGeom prst="rect"/>
                   </pic:spPr>
@@ -221,7 +221,7 @@
     </w:p>
     <w:p>
       <w:r>
-        <w:t>I avverkningsanmälan finns fynd av 1 naturvårdsarter, varav 1 är rödlistad, 1 är fridlyst och 1 är typisk (T): tretåig hackspett (NT, T, §4). Se Figur 1.</w:t>
+        <w:t>I avverkningsanmälan finns fynd av 3 naturvårdsarter, varav 3 är rödlistade, 1 är fridlyst och 1 är typisk (T): skarp dropptaggsvamp (NT), tretåig hackspett (NT, T, §4) och vaddporing (NT). Se Figur 1.</w:t>
       </w:r>
     </w:p>
     <w:p>
@@ -252,6 +252,17 @@
         <w:rPr>
           <w:b/>
         </w:rPr>
+        <w:t xml:space="preserve">Skarp dropptaggsvamp (NT) </w:t>
+      </w:r>
+      <w:r>
+        <w:t>bildar mykorrhiza med både gran och tall, främst i barrskogar med trädkontinuitet. Arten uppträder dels i näringsrik kalkbarrskog och dels i sur lavtallskog. Kalkbarrskogarna är ofta grandominerade, olikåldriga och skiktade på frisk mark med ett örtrikt vegetationsskikt. Lavtallskogarna är i regel magra, torra, ljusöppna och ofta brandpräglade. Den totala populationen i landet har minskat och bedöms fortsätta minska till följd av avverkning av äldre barrskogar. Arten har begränsad förmåga att återetablera sig efter slutavverkning eller andra storskaliga skogsbruksåtgärder. Det saknas indikationer på att arten långsiktigt kan etablera eller reproducera sig i skogsbestånd som brukas med metoder som trakthyggesbruk, markberedning, gödsling eller föryngring med förädlat plantmaterial. Minskningstakten för den svenska populationen bedöms vara nära gränsvärdet för Sårbar (VU) (SLU Artdatabanken, 2026).</w:t>
+      </w:r>
+    </w:p>
+    <w:p>
+      <w:r>
+        <w:rPr>
+          <w:b/>
+        </w:rPr>
         <w:t>Tretåig hackspett (NT, §4)</w:t>
       </w:r>
       <w:r>
@@ -274,6 +285,17 @@
       </w:r>
       <w:r>
         <w:t xml:space="preserve"> (Skogsstyrelsen, 2016; SLU Artdatabanken, 2024).</w:t>
+      </w:r>
+    </w:p>
+    <w:p>
+      <w:r>
+        <w:rPr>
+          <w:b/>
+        </w:rPr>
+        <w:t xml:space="preserve">Vaddporing (NT) </w:t>
+      </w:r>
+      <w:r>
+        <w:t>är en brunrötande vednedbrytare som hittas på undersidan av liggande murken tallved i olika former. Substratet utgörs framför allt av den typ av hård, kådimpregnerad och ofta kolad tallved som skapas i brandpräglad skog. Vedtypen nybildas i mycket liten omfattning och det är sannolikt att arten upplever en utdöendeskuld. För att garantera artens fortlevnad bör man både säkra att artens växtplatser hålls intakta samt att långsiktigt säkerställa att ny ved tillkommer, allra helst i omedelbar anslutning till artens växtplatser. Skoglig gallring och annat uttag av virke innebär ett hot mot arten (SLU Artdatabanken, 2024).</w:t>
       </w:r>
     </w:p>
     <w:p>
@@ -382,7 +404,7 @@
         <w:rPr>
           <w:i/>
         </w:rPr>
-        <w:t>I det avverkningsanmälda skogsområdet har 1 naturvårdsarter varav 1 rödlistade arter sina livsmiljöer och växtplatser.</w:t>
+        <w:t>I det avverkningsanmälda skogsområdet har 3 naturvårdsarter varav 3 rödlistade arter sina livsmiljöer och växtplatser.</w:t>
       </w:r>
     </w:p>
     <w:p>
@@ -911,7 +933,7 @@
     <w:r>
       <w:tab/>
       <w:tab/>
-      <w:t>2026-10-02</w:t>
+      <w:t>2026-10-03</w:t>
       <w:br/>
       <w:br/>
     </w:r>

--- a/klagomål/A 40661-2026 FSC-klagomål.docx
+++ b/klagomål/A 40661-2026 FSC-klagomål.docx
@@ -933,7 +933,7 @@
     <w:r>
       <w:tab/>
       <w:tab/>
-      <w:t>2026-10-03</w:t>
+      <w:t>2026-10-04</w:t>
       <w:br/>
       <w:br/>
     </w:r>

--- a/klagomål/A 40661-2026 FSC-klagomål.docx
+++ b/klagomål/A 40661-2026 FSC-klagomål.docx
@@ -933,7 +933,7 @@
     <w:r>
       <w:tab/>
       <w:tab/>
-      <w:t>2026-10-04</w:t>
+      <w:t>2026-10-05</w:t>
       <w:br/>
       <w:br/>
     </w:r>

--- a/klagomål/A 40661-2026 FSC-klagomål.docx
+++ b/klagomål/A 40661-2026 FSC-klagomål.docx
@@ -933,7 +933,7 @@
     <w:r>
       <w:tab/>
       <w:tab/>
-      <w:t>2026-10-05</w:t>
+      <w:t>2026-10-06</w:t>
       <w:br/>
       <w:br/>
     </w:r>

--- a/klagomål/A 40661-2026 FSC-klagomål.docx
+++ b/klagomål/A 40661-2026 FSC-klagomål.docx
@@ -933,7 +933,7 @@
     <w:r>
       <w:tab/>
       <w:tab/>
-      <w:t>2026-10-06</w:t>
+      <w:t>2026-10-07</w:t>
       <w:br/>
       <w:br/>
     </w:r>

--- a/klagomål/A 40661-2026 FSC-klagomål.docx
+++ b/klagomål/A 40661-2026 FSC-klagomål.docx
@@ -933,7 +933,7 @@
     <w:r>
       <w:tab/>
       <w:tab/>
-      <w:t>2026-10-07</w:t>
+      <w:t>2026-10-08</w:t>
       <w:br/>
       <w:br/>
     </w:r>

--- a/klagomål/A 40661-2026 FSC-klagomål.docx
+++ b/klagomål/A 40661-2026 FSC-klagomål.docx
@@ -933,7 +933,7 @@
     <w:r>
       <w:tab/>
       <w:tab/>
-      <w:t>2026-10-08</w:t>
+      <w:t>2026-10-09</w:t>
       <w:br/>
       <w:br/>
     </w:r>

--- a/klagomål/A 40661-2026 FSC-klagomål.docx
+++ b/klagomål/A 40661-2026 FSC-klagomål.docx
@@ -933,7 +933,7 @@
     <w:r>
       <w:tab/>
       <w:tab/>
-      <w:t>2026-10-09</w:t>
+      <w:t>2026-10-10</w:t>
       <w:br/>
       <w:br/>
     </w:r>

--- a/klagomål/A 40661-2026 FSC-klagomål.docx
+++ b/klagomål/A 40661-2026 FSC-klagomål.docx
@@ -933,7 +933,7 @@
     <w:r>
       <w:tab/>
       <w:tab/>
-      <w:t>2026-10-10</w:t>
+      <w:t>2026-10-11</w:t>
       <w:br/>
       <w:br/>
     </w:r>

--- a/klagomål/A 40661-2026 FSC-klagomål.docx
+++ b/klagomål/A 40661-2026 FSC-klagomål.docx
@@ -933,7 +933,7 @@
     <w:r>
       <w:tab/>
       <w:tab/>
-      <w:t>2026-10-11</w:t>
+      <w:t>2026-10-12</w:t>
       <w:br/>
       <w:br/>
     </w:r>

--- a/klagomål/A 40661-2026 FSC-klagomål.docx
+++ b/klagomål/A 40661-2026 FSC-klagomål.docx
@@ -933,7 +933,7 @@
     <w:r>
       <w:tab/>
       <w:tab/>
-      <w:t>2026-10-12</w:t>
+      <w:t>2026-10-13</w:t>
       <w:br/>
       <w:br/>
     </w:r>

--- a/klagomål/A 40661-2026 FSC-klagomål.docx
+++ b/klagomål/A 40661-2026 FSC-klagomål.docx
@@ -933,7 +933,7 @@
     <w:r>
       <w:tab/>
       <w:tab/>
-      <w:t>2026-10-13</w:t>
+      <w:t>2026-10-14</w:t>
       <w:br/>
       <w:br/>
     </w:r>

--- a/klagomål/A 40661-2026 FSC-klagomål.docx
+++ b/klagomål/A 40661-2026 FSC-klagomål.docx
@@ -933,7 +933,7 @@
     <w:r>
       <w:tab/>
       <w:tab/>
-      <w:t>2026-10-14</w:t>
+      <w:t>2026-10-15</w:t>
       <w:br/>
       <w:br/>
     </w:r>

--- a/klagomål/A 40661-2026 FSC-klagomål.docx
+++ b/klagomål/A 40661-2026 FSC-klagomål.docx
@@ -933,7 +933,7 @@
     <w:r>
       <w:tab/>
       <w:tab/>
-      <w:t>2026-10-15</w:t>
+      <w:t>2026-10-16</w:t>
       <w:br/>
       <w:br/>
     </w:r>

--- a/klagomål/A 40661-2026 FSC-klagomål.docx
+++ b/klagomål/A 40661-2026 FSC-klagomål.docx
@@ -933,7 +933,7 @@
     <w:r>
       <w:tab/>
       <w:tab/>
-      <w:t>2026-10-16</w:t>
+      <w:t>2026-10-17</w:t>
       <w:br/>
       <w:br/>
     </w:r>

--- a/klagomål/A 40661-2026 FSC-klagomål.docx
+++ b/klagomål/A 40661-2026 FSC-klagomål.docx
@@ -933,7 +933,7 @@
     <w:r>
       <w:tab/>
       <w:tab/>
-      <w:t>2026-10-17</w:t>
+      <w:t>2026-10-18</w:t>
       <w:br/>
       <w:br/>
     </w:r>

--- a/klagomål/A 40661-2026 FSC-klagomål.docx
+++ b/klagomål/A 40661-2026 FSC-klagomål.docx
@@ -933,7 +933,7 @@
     <w:r>
       <w:tab/>
       <w:tab/>
-      <w:t>2026-10-18</w:t>
+      <w:t>2026-10-19</w:t>
       <w:br/>
       <w:br/>
     </w:r>

--- a/klagomål/A 40661-2026 FSC-klagomål.docx
+++ b/klagomål/A 40661-2026 FSC-klagomål.docx
@@ -933,7 +933,7 @@
     <w:r>
       <w:tab/>
       <w:tab/>
-      <w:t>2026-10-19</w:t>
+      <w:t>2026-10-20</w:t>
       <w:br/>
       <w:br/>
     </w:r>

--- a/klagomål/A 40661-2026 FSC-klagomål.docx
+++ b/klagomål/A 40661-2026 FSC-klagomål.docx
@@ -933,7 +933,7 @@
     <w:r>
       <w:tab/>
       <w:tab/>
-      <w:t>2026-10-20</w:t>
+      <w:t>2026-10-21</w:t>
       <w:br/>
       <w:br/>
     </w:r>

--- a/klagomål/A 40661-2026 FSC-klagomål.docx
+++ b/klagomål/A 40661-2026 FSC-klagomål.docx
@@ -933,7 +933,7 @@
     <w:r>
       <w:tab/>
       <w:tab/>
-      <w:t>2026-10-21</w:t>
+      <w:t>2026-10-22</w:t>
       <w:br/>
       <w:br/>
     </w:r>

--- a/klagomål/A 40661-2026 FSC-klagomål.docx
+++ b/klagomål/A 40661-2026 FSC-klagomål.docx
@@ -933,7 +933,7 @@
     <w:r>
       <w:tab/>
       <w:tab/>
-      <w:t>2026-10-22</w:t>
+      <w:t>2026-10-23</w:t>
       <w:br/>
       <w:br/>
     </w:r>

--- a/klagomål/A 40661-2026 FSC-klagomål.docx
+++ b/klagomål/A 40661-2026 FSC-klagomål.docx
@@ -933,7 +933,7 @@
     <w:r>
       <w:tab/>
       <w:tab/>
-      <w:t>2026-10-23</w:t>
+      <w:t>2026-10-24</w:t>
       <w:br/>
       <w:br/>
     </w:r>

--- a/klagomål/A 40661-2026 FSC-klagomål.docx
+++ b/klagomål/A 40661-2026 FSC-klagomål.docx
@@ -933,7 +933,7 @@
     <w:r>
       <w:tab/>
       <w:tab/>
-      <w:t>2026-10-24</w:t>
+      <w:t>2026-10-25</w:t>
       <w:br/>
       <w:br/>
     </w:r>

--- a/klagomål/A 40661-2026 FSC-klagomål.docx
+++ b/klagomål/A 40661-2026 FSC-klagomål.docx
@@ -933,7 +933,7 @@
     <w:r>
       <w:tab/>
       <w:tab/>
-      <w:t>2026-10-25</w:t>
+      <w:t>2026-10-26</w:t>
       <w:br/>
       <w:br/>
     </w:r>

--- a/klagomål/A 40661-2026 FSC-klagomål.docx
+++ b/klagomål/A 40661-2026 FSC-klagomål.docx
@@ -933,7 +933,7 @@
     <w:r>
       <w:tab/>
       <w:tab/>
-      <w:t>2026-10-26</w:t>
+      <w:t>2026-10-27</w:t>
       <w:br/>
       <w:br/>
     </w:r>

--- a/klagomål/A 40661-2026 FSC-klagomål.docx
+++ b/klagomål/A 40661-2026 FSC-klagomål.docx
@@ -933,7 +933,7 @@
     <w:r>
       <w:tab/>
       <w:tab/>
-      <w:t>2026-10-27</w:t>
+      <w:t>2026-10-28</w:t>
       <w:br/>
       <w:br/>
     </w:r>

--- a/klagomål/A 40661-2026 FSC-klagomål.docx
+++ b/klagomål/A 40661-2026 FSC-klagomål.docx
@@ -933,7 +933,7 @@
     <w:r>
       <w:tab/>
       <w:tab/>
-      <w:t>2026-10-28</w:t>
+      <w:t>2026-10-29</w:t>
       <w:br/>
       <w:br/>
     </w:r>

--- a/klagomål/A 40661-2026 FSC-klagomål.docx
+++ b/klagomål/A 40661-2026 FSC-klagomål.docx
@@ -933,7 +933,7 @@
     <w:r>
       <w:tab/>
       <w:tab/>
-      <w:t>2026-10-29</w:t>
+      <w:t>2026-10-31</w:t>
       <w:br/>
       <w:br/>
     </w:r>
